--- a/Documentation/Official Documentation/Release Notes/Release Notes for version 5.1.0.0.docx
+++ b/Documentation/Official Documentation/Release Notes/Release Notes for version 5.1.0.0.docx
@@ -7,10 +7,17 @@
         <w:pStyle w:val="Normal"/>
         <w:bidi w:val="0"/>
         <w:jc w:val="start"/>
-        <w:rPr/>
-      </w:pPr>
-      <w:r>
-        <w:rPr/>
+        <w:rPr>
+          <w:b/>
+          <w:b/>
+          <w:bCs/>
+        </w:rPr>
+      </w:pPr>
+      <w:r>
+        <w:rPr>
+          <w:b/>
+          <w:bCs/>
+        </w:rPr>
         <w:t>User-related:</w:t>
       </w:r>
     </w:p>
@@ -18,6 +25,70 @@
       <w:pPr>
         <w:pStyle w:val="Normal"/>
         <w:bidi w:val="0"/>
+        <w:jc w:val="start"/>
+        <w:rPr/>
+      </w:pPr>
+      <w:r>
+        <w:rPr/>
+      </w:r>
+    </w:p>
+    <w:p>
+      <w:pPr>
+        <w:pStyle w:val="Normal"/>
+        <w:numPr>
+          <w:ilvl w:val="0"/>
+          <w:numId w:val="2"/>
+        </w:numPr>
+        <w:bidi w:val="0"/>
+        <w:jc w:val="start"/>
+        <w:rPr/>
+      </w:pPr>
+      <w:r>
+        <w:rPr/>
+        <w:t>In Interpretation of MusicBraille the Pedal vouce is now interpreted – and handled in the same way as lefthand and righthand.</w:t>
+      </w:r>
+    </w:p>
+    <w:p>
+      <w:pPr>
+        <w:pStyle w:val="Normal"/>
+        <w:numPr>
+          <w:ilvl w:val="0"/>
+          <w:numId w:val="0"/>
+        </w:numPr>
+        <w:bidi w:val="0"/>
+        <w:ind w:start="720" w:hanging="0"/>
+        <w:jc w:val="start"/>
+        <w:rPr/>
+      </w:pPr>
+      <w:r>
+        <w:rPr/>
+      </w:r>
+    </w:p>
+    <w:p>
+      <w:pPr>
+        <w:pStyle w:val="Normal"/>
+        <w:numPr>
+          <w:ilvl w:val="0"/>
+          <w:numId w:val="2"/>
+        </w:numPr>
+        <w:bidi w:val="0"/>
+        <w:jc w:val="start"/>
+        <w:rPr/>
+      </w:pPr>
+      <w:r>
+        <w:rPr/>
+        <w:t>When a measure contains PartMeasureRepeat and grouping the Grouping may be wrong. Fixed by applying expansion og PartMEasureRepeat BEFORE interpreting grouping.</w:t>
+      </w:r>
+    </w:p>
+    <w:p>
+      <w:pPr>
+        <w:pStyle w:val="Normal"/>
+        <w:numPr>
+          <w:ilvl w:val="0"/>
+          <w:numId w:val="0"/>
+        </w:numPr>
+        <w:bidi w:val="0"/>
+        <w:ind w:start="720" w:hanging="0"/>
         <w:jc w:val="start"/>
         <w:rPr/>
       </w:pPr>
@@ -113,6 +184,7 @@
       <w:pgNumType w:fmt="decimal"/>
       <w:formProt w:val="false"/>
       <w:textDirection w:val="lrTb"/>
+      <w:docGrid w:type="default" w:linePitch="100" w:charSpace="0"/>
     </w:sectPr>
   </w:body>
 </w:document>
@@ -242,6 +314,125 @@
   <w:abstractNum w:abstractNumId="2">
     <w:lvl w:ilvl="0">
       <w:start w:val="1"/>
+      <w:numFmt w:val="decimal"/>
+      <w:lvlText w:val="%1."/>
+      <w:lvlJc w:val="start"/>
+      <w:pPr>
+        <w:tabs>
+          <w:tab w:val="num" w:pos="720"/>
+        </w:tabs>
+        <w:ind w:start="720" w:hanging="360"/>
+      </w:pPr>
+      <w:rPr/>
+    </w:lvl>
+    <w:lvl w:ilvl="1">
+      <w:start w:val="1"/>
+      <w:numFmt w:val="decimal"/>
+      <w:lvlText w:val="%2."/>
+      <w:lvlJc w:val="start"/>
+      <w:pPr>
+        <w:tabs>
+          <w:tab w:val="num" w:pos="1080"/>
+        </w:tabs>
+        <w:ind w:start="1080" w:hanging="360"/>
+      </w:pPr>
+      <w:rPr/>
+    </w:lvl>
+    <w:lvl w:ilvl="2">
+      <w:start w:val="1"/>
+      <w:numFmt w:val="decimal"/>
+      <w:lvlText w:val="%3."/>
+      <w:lvlJc w:val="start"/>
+      <w:pPr>
+        <w:tabs>
+          <w:tab w:val="num" w:pos="1440"/>
+        </w:tabs>
+        <w:ind w:start="1440" w:hanging="360"/>
+      </w:pPr>
+      <w:rPr/>
+    </w:lvl>
+    <w:lvl w:ilvl="3">
+      <w:start w:val="1"/>
+      <w:numFmt w:val="decimal"/>
+      <w:lvlText w:val="%4."/>
+      <w:lvlJc w:val="start"/>
+      <w:pPr>
+        <w:tabs>
+          <w:tab w:val="num" w:pos="1800"/>
+        </w:tabs>
+        <w:ind w:start="1800" w:hanging="360"/>
+      </w:pPr>
+      <w:rPr/>
+    </w:lvl>
+    <w:lvl w:ilvl="4">
+      <w:start w:val="1"/>
+      <w:numFmt w:val="decimal"/>
+      <w:lvlText w:val="%5."/>
+      <w:lvlJc w:val="start"/>
+      <w:pPr>
+        <w:tabs>
+          <w:tab w:val="num" w:pos="2160"/>
+        </w:tabs>
+        <w:ind w:start="2160" w:hanging="360"/>
+      </w:pPr>
+      <w:rPr/>
+    </w:lvl>
+    <w:lvl w:ilvl="5">
+      <w:start w:val="1"/>
+      <w:numFmt w:val="decimal"/>
+      <w:lvlText w:val="%6."/>
+      <w:lvlJc w:val="start"/>
+      <w:pPr>
+        <w:tabs>
+          <w:tab w:val="num" w:pos="2520"/>
+        </w:tabs>
+        <w:ind w:start="2520" w:hanging="360"/>
+      </w:pPr>
+      <w:rPr/>
+    </w:lvl>
+    <w:lvl w:ilvl="6">
+      <w:start w:val="1"/>
+      <w:numFmt w:val="decimal"/>
+      <w:lvlText w:val="%7."/>
+      <w:lvlJc w:val="start"/>
+      <w:pPr>
+        <w:tabs>
+          <w:tab w:val="num" w:pos="2880"/>
+        </w:tabs>
+        <w:ind w:start="2880" w:hanging="360"/>
+      </w:pPr>
+      <w:rPr/>
+    </w:lvl>
+    <w:lvl w:ilvl="7">
+      <w:start w:val="1"/>
+      <w:numFmt w:val="decimal"/>
+      <w:lvlText w:val="%8."/>
+      <w:lvlJc w:val="start"/>
+      <w:pPr>
+        <w:tabs>
+          <w:tab w:val="num" w:pos="3240"/>
+        </w:tabs>
+        <w:ind w:start="3240" w:hanging="360"/>
+      </w:pPr>
+      <w:rPr/>
+    </w:lvl>
+    <w:lvl w:ilvl="8">
+      <w:start w:val="1"/>
+      <w:numFmt w:val="decimal"/>
+      <w:lvlText w:val="%9."/>
+      <w:lvlJc w:val="start"/>
+      <w:pPr>
+        <w:tabs>
+          <w:tab w:val="num" w:pos="3600"/>
+        </w:tabs>
+        <w:ind w:start="3600" w:hanging="360"/>
+      </w:pPr>
+      <w:rPr/>
+    </w:lvl>
+  </w:abstractNum>
+  <w:abstractNum w:abstractNumId="3">
+    <w:lvl w:ilvl="0">
+      <w:start w:val="1"/>
       <w:numFmt w:val="none"/>
       <w:suff w:val="nothing"/>
       <w:lvlText w:val=""/>
@@ -363,6 +554,9 @@
   </w:num>
   <w:num w:numId="2">
     <w:abstractNumId w:val="2"/>
+  </w:num>
+  <w:num w:numId="3">
+    <w:abstractNumId w:val="3"/>
   </w:num>
 </w:numbering>
 </file>
@@ -381,7 +575,6 @@
     </w:rPrDefault>
     <w:pPrDefault>
       <w:pPr>
-        <w:widowControl/>
         <w:suppressAutoHyphens w:val="true"/>
       </w:pPr>
     </w:pPrDefault>
@@ -391,7 +584,10 @@
     <w:qFormat/>
     <w:pPr>
       <w:widowControl/>
+      <w:suppressAutoHyphens w:val="true"/>
       <w:bidi w:val="0"/>
+      <w:spacing w:before="0" w:after="0"/>
+      <w:jc w:val="start"/>
     </w:pPr>
     <w:rPr>
       <w:rFonts w:ascii="Liberation Serif" w:hAnsi="Liberation Serif" w:eastAsia="NSimSun" w:cs="Lucida Sans"/>

--- a/Documentation/Official Documentation/Release Notes/Release Notes for version 5.1.0.0.docx
+++ b/Documentation/Official Documentation/Release Notes/Release Notes for version 5.1.0.0.docx
@@ -78,6 +78,65 @@
       <w:r>
         <w:rPr/>
         <w:t>When a measure contains PartMeasureRepeat and grouping the Grouping may be wrong. Fixed by applying expansion og PartMEasureRepeat BEFORE interpreting grouping.</w:t>
+      </w:r>
+    </w:p>
+    <w:p>
+      <w:pPr>
+        <w:pStyle w:val="Normal"/>
+        <w:numPr>
+          <w:ilvl w:val="0"/>
+          <w:numId w:val="0"/>
+        </w:numPr>
+        <w:bidi w:val="0"/>
+        <w:ind w:start="720" w:hanging="0"/>
+        <w:jc w:val="start"/>
+        <w:rPr/>
+      </w:pPr>
+      <w:r>
+        <w:rPr/>
+      </w:r>
+    </w:p>
+    <w:p>
+      <w:pPr>
+        <w:pStyle w:val="Normal"/>
+        <w:numPr>
+          <w:ilvl w:val="0"/>
+          <w:numId w:val="2"/>
+        </w:numPr>
+        <w:bidi w:val="0"/>
+        <w:jc w:val="start"/>
+        <w:rPr/>
+      </w:pPr>
+      <w:r>
+        <w:rPr/>
+        <w:t>Reading of OctoBraille_1252 wrapped in a second layer of utf8</w:t>
+      </w:r>
+    </w:p>
+    <w:p>
+      <w:pPr>
+        <w:pStyle w:val="Normal"/>
+        <w:bidi w:val="0"/>
+        <w:jc w:val="start"/>
+        <w:rPr/>
+      </w:pPr>
+      <w:r>
+        <w:rPr/>
+      </w:r>
+    </w:p>
+    <w:p>
+      <w:pPr>
+        <w:pStyle w:val="Normal"/>
+        <w:numPr>
+          <w:ilvl w:val="0"/>
+          <w:numId w:val="2"/>
+        </w:numPr>
+        <w:bidi w:val="0"/>
+        <w:jc w:val="start"/>
+        <w:rPr/>
+      </w:pPr>
+      <w:r>
+        <w:rPr/>
+        <w:t>Reporting through MessageBoxes of several errors related to the initial decoding of raw Braille files.</w:t>
       </w:r>
     </w:p>
     <w:p>

--- a/Documentation/Official Documentation/Release Notes/Release Notes for version 5.1.0.0.docx
+++ b/Documentation/Official Documentation/Release Notes/Release Notes for version 5.1.0.0.docx
@@ -158,6 +158,60 @@
     <w:p>
       <w:pPr>
         <w:pStyle w:val="Normal"/>
+        <w:numPr>
+          <w:ilvl w:val="0"/>
+          <w:numId w:val="2"/>
+        </w:numPr>
+        <w:bidi w:val="0"/>
+        <w:jc w:val="start"/>
+        <w:rPr/>
+      </w:pPr>
+      <w:r>
+        <w:rPr/>
+        <w:t>Allow interpretation if a Music Braille file to continue (with a warning) even if the generation of MusicXml throws an exception.</w:t>
+      </w:r>
+    </w:p>
+    <w:p>
+      <w:pPr>
+        <w:pStyle w:val="Normal"/>
+        <w:bidi w:val="0"/>
+        <w:jc w:val="start"/>
+        <w:rPr/>
+      </w:pPr>
+      <w:r>
+        <w:rPr/>
+      </w:r>
+    </w:p>
+    <w:p>
+      <w:pPr>
+        <w:pStyle w:val="Normal"/>
+        <w:bidi w:val="0"/>
+        <w:jc w:val="start"/>
+        <w:rPr/>
+      </w:pPr>
+      <w:r>
+        <w:rPr/>
+      </w:r>
+    </w:p>
+    <w:p>
+      <w:pPr>
+        <w:pStyle w:val="Normal"/>
+        <w:numPr>
+          <w:ilvl w:val="0"/>
+          <w:numId w:val="0"/>
+        </w:numPr>
+        <w:bidi w:val="0"/>
+        <w:ind w:start="720" w:hanging="0"/>
+        <w:jc w:val="start"/>
+        <w:rPr/>
+      </w:pPr>
+      <w:r>
+        <w:rPr/>
+      </w:r>
+    </w:p>
+    <w:p>
+      <w:pPr>
+        <w:pStyle w:val="Normal"/>
         <w:bidi w:val="0"/>
         <w:jc w:val="start"/>
         <w:rPr>
@@ -211,29 +265,57 @@
           <w:sz w:val="24"/>
           <w:szCs w:val="24"/>
         </w:rPr>
-        <w:t>All 3.party native dlls are now found in the solution-folder ”ThirdPartyDlls” and copied to the ”debug” directory during build”</w:t>
-      </w:r>
-    </w:p>
-    <w:p>
-      <w:pPr>
-        <w:pStyle w:val="Normal"/>
-        <w:numPr>
-          <w:ilvl w:val="0"/>
-          <w:numId w:val="1"/>
-        </w:numPr>
-        <w:bidi w:val="0"/>
-        <w:jc w:val="start"/>
+        <w:t xml:space="preserve">All 3.party native dlls are now found in the solution-folder ”ThirdPartyDlls” and copied to the ”debug” directory during build”. </w:t>
+      </w:r>
+      <w:r>
         <w:rPr>
           <w:sz w:val="24"/>
           <w:szCs w:val="24"/>
         </w:rPr>
-      </w:pPr>
-      <w:r>
+        <w:t>Needed if the solution should be hosted by GitHub.</w:t>
+      </w:r>
+    </w:p>
+    <w:p>
+      <w:pPr>
+        <w:pStyle w:val="Normal"/>
+        <w:bidi w:val="0"/>
+        <w:jc w:val="start"/>
         <w:rPr>
           <w:sz w:val="24"/>
           <w:szCs w:val="24"/>
         </w:rPr>
-        <w:t>All MusicXml sample files are now found in the Solution-Folder  ”MusicXmlæSamples” and copied to the ”debug” directory during build:</w:t>
+      </w:pPr>
+      <w:r>
+        <w:rPr/>
+      </w:r>
+    </w:p>
+    <w:p>
+      <w:pPr>
+        <w:pStyle w:val="Normal"/>
+        <w:numPr>
+          <w:ilvl w:val="0"/>
+          <w:numId w:val="1"/>
+        </w:numPr>
+        <w:bidi w:val="0"/>
+        <w:jc w:val="start"/>
+        <w:rPr>
+          <w:sz w:val="24"/>
+          <w:szCs w:val="24"/>
+        </w:rPr>
+      </w:pPr>
+      <w:r>
+        <w:rPr>
+          <w:sz w:val="24"/>
+          <w:szCs w:val="24"/>
+        </w:rPr>
+        <w:t xml:space="preserve">All MusicXml sample files are now found in the Solution-Folder  ”MusicXmlSamples” and copied to the ”debug” directory during build. </w:t>
+      </w:r>
+      <w:r>
+        <w:rPr>
+          <w:sz w:val="24"/>
+          <w:szCs w:val="24"/>
+        </w:rPr>
+        <w:t>Needed if the solution should be hosted by GitHub.</w:t>
       </w:r>
     </w:p>
     <w:sectPr>
